--- a/比賽/2026臺灣數創大賞/115605-初賽-計畫書.docx
+++ b/比賽/2026臺灣數創大賞/115605-初賽-計畫書.docx
@@ -4,15 +4,22 @@
   <w:body>
     <w:p>
       <w:pPr>
+        <w:rPr>
+          <w:rFonts w:hint="eastAsia"/>
+        </w:rPr>
+      </w:pPr>
+      <w:bookmarkStart w:id="0" w:name="_Toc135641913"/>
+    </w:p>
+    <w:p>
+      <w:pPr>
         <w:pStyle w:val="2"/>
         <w:jc w:val="center"/>
         <w:rPr>
-          <w:rFonts w:ascii="Times New Roman" w:eastAsia="標楷體" w:hAnsi="Times New Roman"/>
+          <w:rFonts w:ascii="Times New Roman" w:eastAsia="標楷體" w:hAnsi="Times New Roman" w:hint="eastAsia"/>
           <w:b w:val="0"/>
           <w:sz w:val="52"/>
         </w:rPr>
       </w:pPr>
-      <w:bookmarkStart w:id="0" w:name="_Toc135641913"/>
       <w:r>
         <w:rPr>
           <w:rFonts w:ascii="Times New Roman" w:eastAsia="標楷體" w:hAnsi="Times New Roman"/>
@@ -123,17 +130,84 @@
       <w:pPr>
         <w:jc w:val="center"/>
         <w:rPr>
-          <w:rFonts w:ascii="Times New Roman" w:eastAsia="標楷體" w:hAnsi="Times New Roman"/>
+          <w:rFonts w:ascii="Times New Roman" w:eastAsia="標楷體" w:hAnsi="Times New Roman" w:hint="eastAsia"/>
           <w:b/>
           <w:sz w:val="52"/>
         </w:rPr>
       </w:pPr>
+      <w:r>
+        <w:rPr>
+          <w:noProof/>
+        </w:rPr>
+        <w:drawing>
+          <wp:anchor distT="0" distB="0" distL="114300" distR="114300" simplePos="0" relativeHeight="251658240" behindDoc="0" locked="0" layoutInCell="1" allowOverlap="1" wp14:anchorId="42528B2D" wp14:editId="775BB064">
+            <wp:simplePos x="0" y="0"/>
+            <wp:positionH relativeFrom="margin">
+              <wp:align>center</wp:align>
+            </wp:positionH>
+            <wp:positionV relativeFrom="paragraph">
+              <wp:posOffset>487680</wp:posOffset>
+            </wp:positionV>
+            <wp:extent cx="4128770" cy="3429000"/>
+            <wp:effectExtent l="0" t="0" r="5080" b="0"/>
+            <wp:wrapTopAndBottom/>
+            <wp:docPr id="11" name="圖片 11"/>
+            <wp:cNvGraphicFramePr>
+              <a:graphicFrameLocks xmlns:a="http://schemas.openxmlformats.org/drawingml/2006/main" noChangeAspect="1"/>
+            </wp:cNvGraphicFramePr>
+            <a:graphic xmlns:a="http://schemas.openxmlformats.org/drawingml/2006/main">
+              <a:graphicData uri="http://schemas.openxmlformats.org/drawingml/2006/picture">
+                <pic:pic xmlns:pic="http://schemas.openxmlformats.org/drawingml/2006/picture">
+                  <pic:nvPicPr>
+                    <pic:cNvPr id="0" name="Picture 9"/>
+                    <pic:cNvPicPr>
+                      <a:picLocks noChangeAspect="1" noChangeArrowheads="1"/>
+                    </pic:cNvPicPr>
+                  </pic:nvPicPr>
+                  <pic:blipFill>
+                    <a:blip r:embed="rId10" cstate="print">
+                      <a:extLst>
+                        <a:ext uri="{28A0092B-C50C-407E-A947-70E740481C1C}">
+                          <a14:useLocalDpi xmlns:a14="http://schemas.microsoft.com/office/drawing/2010/main" val="0"/>
+                        </a:ext>
+                      </a:extLst>
+                    </a:blip>
+                    <a:srcRect/>
+                    <a:stretch>
+                      <a:fillRect/>
+                    </a:stretch>
+                  </pic:blipFill>
+                  <pic:spPr bwMode="auto">
+                    <a:xfrm>
+                      <a:off x="0" y="0"/>
+                      <a:ext cx="4128770" cy="3429000"/>
+                    </a:xfrm>
+                    <a:prstGeom prst="rect">
+                      <a:avLst/>
+                    </a:prstGeom>
+                    <a:noFill/>
+                    <a:ln>
+                      <a:noFill/>
+                    </a:ln>
+                  </pic:spPr>
+                </pic:pic>
+              </a:graphicData>
+            </a:graphic>
+            <wp14:sizeRelH relativeFrom="margin">
+              <wp14:pctWidth>0</wp14:pctWidth>
+            </wp14:sizeRelH>
+            <wp14:sizeRelV relativeFrom="margin">
+              <wp14:pctHeight>0</wp14:pctHeight>
+            </wp14:sizeRelV>
+          </wp:anchor>
+        </w:drawing>
+      </w:r>
     </w:p>
     <w:p>
       <w:pPr>
         <w:jc w:val="center"/>
         <w:rPr>
-          <w:rFonts w:ascii="Times New Roman" w:eastAsia="標楷體" w:hAnsi="Times New Roman"/>
+          <w:rFonts w:ascii="Times New Roman" w:eastAsia="標楷體" w:hAnsi="Times New Roman" w:hint="eastAsia"/>
           <w:b/>
           <w:sz w:val="52"/>
         </w:rPr>
@@ -141,56 +215,6 @@
     </w:p>
     <w:p>
       <w:pPr>
-        <w:jc w:val="center"/>
-        <w:rPr>
-          <w:rFonts w:ascii="Times New Roman" w:eastAsia="標楷體" w:hAnsi="Times New Roman"/>
-          <w:b/>
-          <w:sz w:val="52"/>
-        </w:rPr>
-      </w:pPr>
-    </w:p>
-    <w:p>
-      <w:pPr>
-        <w:jc w:val="center"/>
-        <w:rPr>
-          <w:rFonts w:ascii="Times New Roman" w:eastAsia="標楷體" w:hAnsi="Times New Roman"/>
-          <w:b/>
-          <w:sz w:val="52"/>
-        </w:rPr>
-      </w:pPr>
-    </w:p>
-    <w:p>
-      <w:pPr>
-        <w:jc w:val="center"/>
-        <w:rPr>
-          <w:rFonts w:ascii="Times New Roman" w:eastAsia="標楷體" w:hAnsi="Times New Roman"/>
-          <w:b/>
-          <w:sz w:val="52"/>
-        </w:rPr>
-      </w:pPr>
-    </w:p>
-    <w:p>
-      <w:pPr>
-        <w:jc w:val="center"/>
-        <w:rPr>
-          <w:rFonts w:ascii="Times New Roman" w:eastAsia="標楷體" w:hAnsi="Times New Roman"/>
-          <w:b/>
-          <w:sz w:val="52"/>
-        </w:rPr>
-      </w:pPr>
-    </w:p>
-    <w:p>
-      <w:pPr>
-        <w:jc w:val="center"/>
-        <w:rPr>
-          <w:rFonts w:ascii="Times New Roman" w:eastAsia="標楷體" w:hAnsi="Times New Roman"/>
-          <w:b/>
-          <w:sz w:val="52"/>
-        </w:rPr>
-      </w:pPr>
-    </w:p>
-    <w:p>
-      <w:pPr>
         <w:rPr>
           <w:rFonts w:ascii="Times New Roman" w:eastAsia="標楷體" w:hAnsi="Times New Roman"/>
           <w:sz w:val="40"/>
@@ -287,42 +311,6 @@
         </w:rPr>
         <w:t>日語學習平台</w:t>
       </w:r>
-    </w:p>
-    <w:p>
-      <w:pPr>
-        <w:rPr>
-          <w:rFonts w:ascii="Times New Roman" w:eastAsia="標楷體" w:hAnsi="Times New Roman"/>
-          <w:sz w:val="40"/>
-          <w:lang w:eastAsia="ja-JP"/>
-        </w:rPr>
-      </w:pPr>
-    </w:p>
-    <w:p>
-      <w:pPr>
-        <w:rPr>
-          <w:rFonts w:ascii="Times New Roman" w:eastAsia="標楷體" w:hAnsi="Times New Roman"/>
-          <w:sz w:val="40"/>
-          <w:lang w:eastAsia="ja-JP"/>
-        </w:rPr>
-      </w:pPr>
-    </w:p>
-    <w:p>
-      <w:pPr>
-        <w:rPr>
-          <w:rFonts w:ascii="Times New Roman" w:eastAsia="標楷體" w:hAnsi="Times New Roman"/>
-          <w:sz w:val="40"/>
-          <w:lang w:eastAsia="ja-JP"/>
-        </w:rPr>
-      </w:pPr>
-    </w:p>
-    <w:p>
-      <w:pPr>
-        <w:rPr>
-          <w:rFonts w:ascii="Times New Roman" w:eastAsia="標楷體" w:hAnsi="Times New Roman"/>
-          <w:sz w:val="40"/>
-          <w:lang w:eastAsia="ja-JP"/>
-        </w:rPr>
-      </w:pPr>
     </w:p>
     <w:p>
       <w:pPr>
@@ -335,6 +323,15 @@
     </w:p>
     <w:p>
       <w:pPr>
+        <w:rPr>
+          <w:rFonts w:ascii="Times New Roman" w:eastAsia="Yu Mincho" w:hAnsi="Times New Roman" w:hint="eastAsia"/>
+          <w:sz w:val="40"/>
+          <w:lang w:eastAsia="ja-JP"/>
+        </w:rPr>
+      </w:pPr>
+    </w:p>
+    <w:p>
+      <w:pPr>
         <w:jc w:val="distribute"/>
         <w:rPr>
           <w:rFonts w:ascii="Times New Roman" w:eastAsia="標楷體" w:hAnsi="Times New Roman"/>
@@ -419,8 +416,8 @@
           <w:szCs w:val="36"/>
         </w:rPr>
         <w:sectPr>
-          <w:footerReference w:type="default" r:id="rId10"/>
-          <w:footerReference w:type="first" r:id="rId11"/>
+          <w:footerReference w:type="default" r:id="rId11"/>
+          <w:footerReference w:type="first" r:id="rId12"/>
           <w:pgSz w:w="11906" w:h="16838"/>
           <w:pgMar w:top="1440" w:right="1800" w:bottom="1440" w:left="1800" w:header="851" w:footer="992" w:gutter="0"/>
           <w:pgNumType w:fmt="lowerRoman" w:start="1"/>
@@ -1929,7 +1926,25 @@
           <w:sz w:val="28"/>
           <w:szCs w:val="28"/>
         </w:rPr>
-        <w:t>SNAP TO LEARN 是一款以 Flutter 跨平台框架開發（支援 Android 與 Web）、後端採 Python／Flask 架構、並串接 Google Gemini API 進行影像辨識與對話生成的智慧日語學習 App，核心服務內容包含以下五大模組：</w:t>
+        <w:t>SNAP TO LEARN 是一款以 Flutter</w:t>
+      </w:r>
+      <w:r>
+        <w:rPr>
+          <w:rFonts w:ascii="標楷體" w:eastAsia="標楷體" w:hAnsi="標楷體" w:hint="eastAsia"/>
+          <w:kern w:val="3"/>
+          <w:sz w:val="28"/>
+          <w:szCs w:val="28"/>
+        </w:rPr>
+        <w:t>跨平台</w:t>
+      </w:r>
+      <w:r>
+        <w:rPr>
+          <w:rFonts w:ascii="標楷體" w:eastAsia="標楷體" w:hAnsi="標楷體" w:hint="eastAsia"/>
+          <w:kern w:val="3"/>
+          <w:sz w:val="28"/>
+          <w:szCs w:val="28"/>
+        </w:rPr>
+        <w:t>框架開發、後端採 Python／Flask 架構、並串接 Google Gemini API 進行影像辨識與對話生成的智慧日語學習 App，核心服務內容包含以下五大模組：</w:t>
       </w:r>
     </w:p>
     <w:p>
@@ -2132,7 +2147,7 @@
           <w:sz w:val="28"/>
           <w:szCs w:val="28"/>
         </w:rPr>
-        <w:t>同儕共學與互動小組：使用者可建立好友關係與最多五人之學</w:t>
+        <w:t>同儕共學與互動小組：使用者可建立好友關係與最多五人之學習小組，共同設定學習目標並追蹤進度，將單機學習轉化為具</w:t>
       </w:r>
       <w:r>
         <w:rPr>
@@ -2142,7 +2157,7 @@
           <w:szCs w:val="28"/>
         </w:rPr>
         <w:lastRenderedPageBreak/>
-        <w:t>習小組，共同設定學習目標並追蹤進度，將單機學習轉化為具良性競爭的社群體驗。</w:t>
+        <w:t>良性競爭的社群體驗。</w:t>
       </w:r>
     </w:p>
     <w:p>
@@ -2325,17 +2340,7 @@
           <w:sz w:val="28"/>
           <w:szCs w:val="28"/>
         </w:rPr>
-        <w:t xml:space="preserve">本計畫依「學習動機」與「學習痛點」將市場區隔為檢定導向型、旅遊實用型、興趣驅動型（ACG／流行文化）與痛點區隔（普遍缺乏對話輸出環境）四類。有別於市面上以單字文法題庫為主的產品，SNAP </w:t>
-      </w:r>
-      <w:r>
-        <w:rPr>
-          <w:rFonts w:ascii="標楷體" w:eastAsia="標楷體" w:hAnsi="標楷體" w:hint="eastAsia"/>
-          <w:kern w:val="3"/>
-          <w:sz w:val="28"/>
-          <w:szCs w:val="28"/>
-        </w:rPr>
-        <w:lastRenderedPageBreak/>
-        <w:t>TO LEARN 精準鎖定以下三類目標市場：</w:t>
+        <w:t>本計畫依「學習動機」與「學習痛點」將市場區隔為檢定導向型、旅遊實用型、興趣驅動型（ACG／流行文化）與痛點區隔（普遍缺乏對話輸出環境）四類。有別於市面上以單字文法題庫為主的產品，SNAP TO LEARN 精準鎖定以下三類目標市場：</w:t>
       </w:r>
     </w:p>
     <w:p>
@@ -2363,6 +2368,7 @@
           <w:sz w:val="28"/>
           <w:szCs w:val="28"/>
         </w:rPr>
+        <w:lastRenderedPageBreak/>
         <w:t>各階段自學者：具備基本詞彙量，但極度缺乏無壓力對話練習環境的自學者或學生。</w:t>
       </w:r>
     </w:p>
@@ -4324,7 +4330,7 @@
         </w:rPr>
         <w:t>，</w:t>
       </w:r>
-      <w:hyperlink r:id="rId12" w:history="1">
+      <w:hyperlink r:id="rId13" w:history="1">
         <w:r>
           <w:rPr>
             <w:rStyle w:val="a8"/>
@@ -4367,7 +4373,7 @@
         </w:rPr>
         <w:t>，</w:t>
       </w:r>
-      <w:hyperlink r:id="rId13" w:history="1">
+      <w:hyperlink r:id="rId14" w:history="1">
         <w:r>
           <w:rPr>
             <w:rStyle w:val="a8"/>
@@ -4428,7 +4434,7 @@
         </w:rPr>
         <w:t>）官方網站，</w:t>
       </w:r>
-      <w:hyperlink r:id="rId14" w:history="1">
+      <w:hyperlink r:id="rId15" w:history="1">
         <w:r>
           <w:rPr>
             <w:rStyle w:val="a8"/>
@@ -4572,54 +4578,6 @@
             <wp:extent cx="5274310" cy="2952115"/>
             <wp:effectExtent l="0" t="0" r="2540" b="635"/>
             <wp:docPr id="1" name="圖片 1"/>
-            <wp:cNvGraphicFramePr>
-              <a:graphicFrameLocks xmlns:a="http://schemas.openxmlformats.org/drawingml/2006/main" noChangeAspect="1"/>
-            </wp:cNvGraphicFramePr>
-            <a:graphic xmlns:a="http://schemas.openxmlformats.org/drawingml/2006/main">
-              <a:graphicData uri="http://schemas.openxmlformats.org/drawingml/2006/picture">
-                <pic:pic xmlns:pic="http://schemas.openxmlformats.org/drawingml/2006/picture">
-                  <pic:nvPicPr>
-                    <pic:cNvPr id="1" name=""/>
-                    <pic:cNvPicPr/>
-                  </pic:nvPicPr>
-                  <pic:blipFill>
-                    <a:blip r:embed="rId15"/>
-                    <a:stretch>
-                      <a:fillRect/>
-                    </a:stretch>
-                  </pic:blipFill>
-                  <pic:spPr>
-                    <a:xfrm>
-                      <a:off x="0" y="0"/>
-                      <a:ext cx="5274310" cy="2952115"/>
-                    </a:xfrm>
-                    <a:prstGeom prst="rect">
-                      <a:avLst/>
-                    </a:prstGeom>
-                  </pic:spPr>
-                </pic:pic>
-              </a:graphicData>
-            </a:graphic>
-          </wp:inline>
-        </w:drawing>
-      </w:r>
-    </w:p>
-    <w:p>
-      <w:pPr>
-        <w:widowControl/>
-        <w:rPr>
-          <w:rFonts w:ascii="Times New Roman" w:eastAsia="標楷體" w:hAnsi="Times New Roman"/>
-        </w:rPr>
-      </w:pPr>
-      <w:r>
-        <w:rPr>
-          <w:noProof/>
-        </w:rPr>
-        <w:drawing>
-          <wp:inline distT="0" distB="0" distL="0" distR="0" wp14:anchorId="5EAC34A9" wp14:editId="664C3303">
-            <wp:extent cx="5274310" cy="2934970"/>
-            <wp:effectExtent l="0" t="0" r="2540" b="0"/>
-            <wp:docPr id="2" name="圖片 2"/>
             <wp:cNvGraphicFramePr>
               <a:graphicFrameLocks xmlns:a="http://schemas.openxmlformats.org/drawingml/2006/main" noChangeAspect="1"/>
             </wp:cNvGraphicFramePr>
@@ -4639,7 +4597,7 @@
                   <pic:spPr>
                     <a:xfrm>
                       <a:off x="0" y="0"/>
-                      <a:ext cx="5274310" cy="2934970"/>
+                      <a:ext cx="5274310" cy="2952115"/>
                     </a:xfrm>
                     <a:prstGeom prst="rect">
                       <a:avLst/>
@@ -4663,12 +4621,11 @@
         <w:rPr>
           <w:noProof/>
         </w:rPr>
-        <w:lastRenderedPageBreak/>
         <w:drawing>
-          <wp:inline distT="0" distB="0" distL="0" distR="0" wp14:anchorId="0FFC5443" wp14:editId="5CF0B0DF">
-            <wp:extent cx="5274310" cy="2937510"/>
+          <wp:inline distT="0" distB="0" distL="0" distR="0" wp14:anchorId="5EAC34A9" wp14:editId="664C3303">
+            <wp:extent cx="5274310" cy="2934970"/>
             <wp:effectExtent l="0" t="0" r="2540" b="0"/>
-            <wp:docPr id="3" name="圖片 3"/>
+            <wp:docPr id="2" name="圖片 2"/>
             <wp:cNvGraphicFramePr>
               <a:graphicFrameLocks xmlns:a="http://schemas.openxmlformats.org/drawingml/2006/main" noChangeAspect="1"/>
             </wp:cNvGraphicFramePr>
@@ -4688,7 +4645,7 @@
                   <pic:spPr>
                     <a:xfrm>
                       <a:off x="0" y="0"/>
-                      <a:ext cx="5274310" cy="2937510"/>
+                      <a:ext cx="5274310" cy="2934970"/>
                     </a:xfrm>
                     <a:prstGeom prst="rect">
                       <a:avLst/>
@@ -4712,11 +4669,12 @@
         <w:rPr>
           <w:noProof/>
         </w:rPr>
+        <w:lastRenderedPageBreak/>
         <w:drawing>
-          <wp:inline distT="0" distB="0" distL="0" distR="0" wp14:anchorId="5B93FD7B" wp14:editId="7C0CED38">
-            <wp:extent cx="5274310" cy="2971165"/>
-            <wp:effectExtent l="0" t="0" r="2540" b="635"/>
-            <wp:docPr id="4" name="圖片 4"/>
+          <wp:inline distT="0" distB="0" distL="0" distR="0" wp14:anchorId="0FFC5443" wp14:editId="5CF0B0DF">
+            <wp:extent cx="5274310" cy="2937510"/>
+            <wp:effectExtent l="0" t="0" r="2540" b="0"/>
+            <wp:docPr id="3" name="圖片 3"/>
             <wp:cNvGraphicFramePr>
               <a:graphicFrameLocks xmlns:a="http://schemas.openxmlformats.org/drawingml/2006/main" noChangeAspect="1"/>
             </wp:cNvGraphicFramePr>
@@ -4736,7 +4694,7 @@
                   <pic:spPr>
                     <a:xfrm>
                       <a:off x="0" y="0"/>
-                      <a:ext cx="5274310" cy="2971165"/>
+                      <a:ext cx="5274310" cy="2937510"/>
                     </a:xfrm>
                     <a:prstGeom prst="rect">
                       <a:avLst/>
@@ -4760,12 +4718,11 @@
         <w:rPr>
           <w:noProof/>
         </w:rPr>
-        <w:lastRenderedPageBreak/>
         <w:drawing>
-          <wp:inline distT="0" distB="0" distL="0" distR="0" wp14:anchorId="2D9315D5" wp14:editId="24B5FEBF">
-            <wp:extent cx="5274310" cy="2947035"/>
-            <wp:effectExtent l="0" t="0" r="2540" b="5715"/>
-            <wp:docPr id="5" name="圖片 5"/>
+          <wp:inline distT="0" distB="0" distL="0" distR="0" wp14:anchorId="5B93FD7B" wp14:editId="7C0CED38">
+            <wp:extent cx="5274310" cy="2971165"/>
+            <wp:effectExtent l="0" t="0" r="2540" b="635"/>
+            <wp:docPr id="4" name="圖片 4"/>
             <wp:cNvGraphicFramePr>
               <a:graphicFrameLocks xmlns:a="http://schemas.openxmlformats.org/drawingml/2006/main" noChangeAspect="1"/>
             </wp:cNvGraphicFramePr>
@@ -4785,7 +4742,7 @@
                   <pic:spPr>
                     <a:xfrm>
                       <a:off x="0" y="0"/>
-                      <a:ext cx="5274310" cy="2947035"/>
+                      <a:ext cx="5274310" cy="2971165"/>
                     </a:xfrm>
                     <a:prstGeom prst="rect">
                       <a:avLst/>
@@ -4809,11 +4766,12 @@
         <w:rPr>
           <w:noProof/>
         </w:rPr>
+        <w:lastRenderedPageBreak/>
         <w:drawing>
-          <wp:inline distT="0" distB="0" distL="0" distR="0" wp14:anchorId="38259E79" wp14:editId="4C352E9A">
-            <wp:extent cx="5274310" cy="2931795"/>
-            <wp:effectExtent l="0" t="0" r="2540" b="1905"/>
-            <wp:docPr id="6" name="圖片 6"/>
+          <wp:inline distT="0" distB="0" distL="0" distR="0" wp14:anchorId="2D9315D5" wp14:editId="24B5FEBF">
+            <wp:extent cx="5274310" cy="2947035"/>
+            <wp:effectExtent l="0" t="0" r="2540" b="5715"/>
+            <wp:docPr id="5" name="圖片 5"/>
             <wp:cNvGraphicFramePr>
               <a:graphicFrameLocks xmlns:a="http://schemas.openxmlformats.org/drawingml/2006/main" noChangeAspect="1"/>
             </wp:cNvGraphicFramePr>
@@ -4833,7 +4791,7 @@
                   <pic:spPr>
                     <a:xfrm>
                       <a:off x="0" y="0"/>
-                      <a:ext cx="5274310" cy="2931795"/>
+                      <a:ext cx="5274310" cy="2947035"/>
                     </a:xfrm>
                     <a:prstGeom prst="rect">
                       <a:avLst/>
@@ -4857,12 +4815,11 @@
         <w:rPr>
           <w:noProof/>
         </w:rPr>
-        <w:lastRenderedPageBreak/>
         <w:drawing>
-          <wp:inline distT="0" distB="0" distL="0" distR="0" wp14:anchorId="2037997A" wp14:editId="4B412B8E">
-            <wp:extent cx="5274310" cy="2915285"/>
-            <wp:effectExtent l="0" t="0" r="2540" b="0"/>
-            <wp:docPr id="8" name="圖片 8"/>
+          <wp:inline distT="0" distB="0" distL="0" distR="0" wp14:anchorId="38259E79" wp14:editId="4C352E9A">
+            <wp:extent cx="5274310" cy="2931795"/>
+            <wp:effectExtent l="0" t="0" r="2540" b="1905"/>
+            <wp:docPr id="6" name="圖片 6"/>
             <wp:cNvGraphicFramePr>
               <a:graphicFrameLocks xmlns:a="http://schemas.openxmlformats.org/drawingml/2006/main" noChangeAspect="1"/>
             </wp:cNvGraphicFramePr>
@@ -4882,7 +4839,7 @@
                   <pic:spPr>
                     <a:xfrm>
                       <a:off x="0" y="0"/>
-                      <a:ext cx="5274310" cy="2915285"/>
+                      <a:ext cx="5274310" cy="2931795"/>
                     </a:xfrm>
                     <a:prstGeom prst="rect">
                       <a:avLst/>
@@ -4906,11 +4863,12 @@
         <w:rPr>
           <w:noProof/>
         </w:rPr>
+        <w:lastRenderedPageBreak/>
         <w:drawing>
-          <wp:inline distT="0" distB="0" distL="0" distR="0" wp14:anchorId="74E51E2F" wp14:editId="42F3FB49">
-            <wp:extent cx="5274310" cy="2947035"/>
-            <wp:effectExtent l="0" t="0" r="2540" b="5715"/>
-            <wp:docPr id="9" name="圖片 9"/>
+          <wp:inline distT="0" distB="0" distL="0" distR="0" wp14:anchorId="2037997A" wp14:editId="4B412B8E">
+            <wp:extent cx="5274310" cy="2915285"/>
+            <wp:effectExtent l="0" t="0" r="2540" b="0"/>
+            <wp:docPr id="8" name="圖片 8"/>
             <wp:cNvGraphicFramePr>
               <a:graphicFrameLocks xmlns:a="http://schemas.openxmlformats.org/drawingml/2006/main" noChangeAspect="1"/>
             </wp:cNvGraphicFramePr>
@@ -4930,7 +4888,7 @@
                   <pic:spPr>
                     <a:xfrm>
                       <a:off x="0" y="0"/>
-                      <a:ext cx="5274310" cy="2947035"/>
+                      <a:ext cx="5274310" cy="2915285"/>
                     </a:xfrm>
                     <a:prstGeom prst="rect">
                       <a:avLst/>
@@ -4954,12 +4912,11 @@
         <w:rPr>
           <w:noProof/>
         </w:rPr>
-        <w:lastRenderedPageBreak/>
         <w:drawing>
-          <wp:inline distT="0" distB="0" distL="0" distR="0" wp14:anchorId="1CCCF20B" wp14:editId="336CF40E">
-            <wp:extent cx="5274310" cy="2954020"/>
-            <wp:effectExtent l="0" t="0" r="2540" b="0"/>
-            <wp:docPr id="10" name="圖片 10"/>
+          <wp:inline distT="0" distB="0" distL="0" distR="0" wp14:anchorId="74E51E2F" wp14:editId="42F3FB49">
+            <wp:extent cx="5274310" cy="2947035"/>
+            <wp:effectExtent l="0" t="0" r="2540" b="5715"/>
+            <wp:docPr id="9" name="圖片 9"/>
             <wp:cNvGraphicFramePr>
               <a:graphicFrameLocks xmlns:a="http://schemas.openxmlformats.org/drawingml/2006/main" noChangeAspect="1"/>
             </wp:cNvGraphicFramePr>
@@ -4979,6 +4936,55 @@
                   <pic:spPr>
                     <a:xfrm>
                       <a:off x="0" y="0"/>
+                      <a:ext cx="5274310" cy="2947035"/>
+                    </a:xfrm>
+                    <a:prstGeom prst="rect">
+                      <a:avLst/>
+                    </a:prstGeom>
+                  </pic:spPr>
+                </pic:pic>
+              </a:graphicData>
+            </a:graphic>
+          </wp:inline>
+        </w:drawing>
+      </w:r>
+    </w:p>
+    <w:p>
+      <w:pPr>
+        <w:widowControl/>
+        <w:rPr>
+          <w:rFonts w:ascii="Times New Roman" w:eastAsia="標楷體" w:hAnsi="Times New Roman"/>
+        </w:rPr>
+      </w:pPr>
+      <w:r>
+        <w:rPr>
+          <w:noProof/>
+        </w:rPr>
+        <w:lastRenderedPageBreak/>
+        <w:drawing>
+          <wp:inline distT="0" distB="0" distL="0" distR="0" wp14:anchorId="1CCCF20B" wp14:editId="336CF40E">
+            <wp:extent cx="5274310" cy="2954020"/>
+            <wp:effectExtent l="0" t="0" r="2540" b="0"/>
+            <wp:docPr id="10" name="圖片 10"/>
+            <wp:cNvGraphicFramePr>
+              <a:graphicFrameLocks xmlns:a="http://schemas.openxmlformats.org/drawingml/2006/main" noChangeAspect="1"/>
+            </wp:cNvGraphicFramePr>
+            <a:graphic xmlns:a="http://schemas.openxmlformats.org/drawingml/2006/main">
+              <a:graphicData uri="http://schemas.openxmlformats.org/drawingml/2006/picture">
+                <pic:pic xmlns:pic="http://schemas.openxmlformats.org/drawingml/2006/picture">
+                  <pic:nvPicPr>
+                    <pic:cNvPr id="1" name=""/>
+                    <pic:cNvPicPr/>
+                  </pic:nvPicPr>
+                  <pic:blipFill>
+                    <a:blip r:embed="rId24"/>
+                    <a:stretch>
+                      <a:fillRect/>
+                    </a:stretch>
+                  </pic:blipFill>
+                  <pic:spPr>
+                    <a:xfrm>
+                      <a:off x="0" y="0"/>
                       <a:ext cx="5274310" cy="2954020"/>
                     </a:xfrm>
                     <a:prstGeom prst="rect">
@@ -5001,7 +5007,7 @@
       </w:pPr>
     </w:p>
     <w:sectPr>
-      <w:footerReference w:type="default" r:id="rId24"/>
+      <w:footerReference w:type="default" r:id="rId25"/>
       <w:pgSz w:w="11906" w:h="16838"/>
       <w:pgMar w:top="1440" w:right="1800" w:bottom="1440" w:left="1800" w:header="851" w:footer="992" w:gutter="0"/>
       <w:pgNumType w:start="1"/>
@@ -6921,6 +6927,22 @@
       <w:u w:val="single"/>
     </w:rPr>
   </w:style>
+  <w:style w:type="paragraph" w:styleId="Web">
+    <w:name w:val="Normal (Web)"/>
+    <w:basedOn w:val="a"/>
+    <w:uiPriority w:val="99"/>
+    <w:unhideWhenUsed/>
+    <w:rsid w:val="00BF0112"/>
+    <w:pPr>
+      <w:widowControl/>
+      <w:spacing w:before="100" w:beforeAutospacing="1" w:after="100" w:afterAutospacing="1"/>
+    </w:pPr>
+    <w:rPr>
+      <w:rFonts w:ascii="新細明體" w:hAnsi="新細明體" w:cs="新細明體"/>
+      <w:kern w:val="0"/>
+      <w:szCs w:val="24"/>
+    </w:rPr>
+  </w:style>
 </w:styles>
 </file>
 
@@ -7453,20 +7475,20 @@
 </file>
 
 <file path=customXml/item2.xml><?xml version="1.0" encoding="utf-8"?>
-<p:properties xmlns:p="http://schemas.microsoft.com/office/2006/metadata/properties" xmlns:xsi="http://www.w3.org/2001/XMLSchema-instance" xmlns:pc="http://schemas.microsoft.com/office/infopath/2007/PartnerControls">
-  <documentManagement>
-    <_activity xmlns="a8348897-fb87-4ddb-bce3-17071ce5c30b" xsi:nil="true"/>
-  </documentManagement>
-</p:properties>
-</file>
-
-<file path=customXml/item3.xml><?xml version="1.0" encoding="utf-8"?>
 <?mso-contentType ?>
 <FormTemplates xmlns="http://schemas.microsoft.com/sharepoint/v3/contenttype/forms">
   <Display>DocumentLibraryForm</Display>
   <Edit>DocumentLibraryForm</Edit>
   <New>DocumentLibraryForm</New>
 </FormTemplates>
+</file>
+
+<file path=customXml/item3.xml><?xml version="1.0" encoding="utf-8"?>
+<p:properties xmlns:p="http://schemas.microsoft.com/office/2006/metadata/properties" xmlns:xsi="http://www.w3.org/2001/XMLSchema-instance" xmlns:pc="http://schemas.microsoft.com/office/infopath/2007/PartnerControls">
+  <documentManagement>
+    <_activity xmlns="a8348897-fb87-4ddb-bce3-17071ce5c30b" xsi:nil="true"/>
+  </documentManagement>
+</p:properties>
 </file>
 
 <file path=customXml/itemProps1.xml><?xml version="1.0" encoding="utf-8"?>
@@ -7489,6 +7511,14 @@
 </file>
 
 <file path=customXml/itemProps2.xml><?xml version="1.0" encoding="utf-8"?>
+<ds:datastoreItem xmlns:ds="http://schemas.openxmlformats.org/officeDocument/2006/customXml" ds:itemID="{54810990-48EA-444D-BC5E-A5880337A463}">
+  <ds:schemaRefs>
+    <ds:schemaRef ds:uri="http://schemas.microsoft.com/sharepoint/v3/contenttype/forms"/>
+  </ds:schemaRefs>
+</ds:datastoreItem>
+</file>
+
+<file path=customXml/itemProps3.xml><?xml version="1.0" encoding="utf-8"?>
 <ds:datastoreItem xmlns:ds="http://schemas.openxmlformats.org/officeDocument/2006/customXml" ds:itemID="{1AB49C26-1F26-48F8-8D2E-08B046717FA8}">
   <ds:schemaRefs>
     <ds:schemaRef ds:uri="http://schemas.microsoft.com/office/2006/metadata/properties"/>
@@ -7496,12 +7526,4 @@
     <ds:schemaRef ds:uri="a8348897-fb87-4ddb-bce3-17071ce5c30b"/>
   </ds:schemaRefs>
 </ds:datastoreItem>
-</file>
-
-<file path=customXml/itemProps3.xml><?xml version="1.0" encoding="utf-8"?>
-<ds:datastoreItem xmlns:ds="http://schemas.openxmlformats.org/officeDocument/2006/customXml" ds:itemID="{54810990-48EA-444D-BC5E-A5880337A463}">
-  <ds:schemaRefs>
-    <ds:schemaRef ds:uri="http://schemas.microsoft.com/sharepoint/v3/contenttype/forms"/>
-  </ds:schemaRefs>
-</ds:datastoreItem>
 </file>